--- a/Fase 2/Evidencias Proyecto/Evidencias de documentación/10_Plan_Recursos_Comunicaciones_Adquisiciones.docx
+++ b/Fase 2/Evidencias Proyecto/Evidencias de documentación/10_Plan_Recursos_Comunicaciones_Adquisiciones.docx
@@ -497,7 +497,7 @@
                 <w:sz w:val="20"/>
                 <w:szCs w:val="20"/>
               </w:rPr>
-              <w:t>1.0</w:t>
+              <w:t>1.1</w:t>
             </w:r>
           </w:p>
         </w:tc>
@@ -2646,7 +2646,7 @@
           <w:sz w:val="22"/>
           <w:szCs w:val="22"/>
         </w:rPr>
-        <w:t>Producción: VPS en Santiago (2 vCPU, 4 GB), dominio .cl, certificado Let's Encrypt, cuenta de correo transaccional, contrato Webpay Plus.</w:t>
+        <w:t>Producción: base de datos en Supabase (PostgreSQL 17, región us-west-2, EE. UU.; SC-18); servidor de aplicaciones por definir (propuesta: VPS en Santiago de 2 vCPU y 4 GB; SC-20); dominio .cl, certificado Let's Encrypt, cuenta de correo transaccional, contrato Webpay Plus.</w:t>
       </w:r>
     </w:p>
     <w:p>
@@ -4023,7 +4023,7 @@
                 <w:sz w:val="18"/>
                 <w:szCs w:val="18"/>
               </w:rPr>
-              <w:t>Servidor (VPS) en Santiago</w:t>
+              <w:t>Servidor de aplicaciones (propuesta: VPS en Santiago; SC-20)</w:t>
             </w:r>
           </w:p>
         </w:tc>
@@ -4074,6 +4074,86 @@
                 <w:szCs w:val="18"/>
               </w:rPr>
               <w:t>Datos en Chile, respaldos, SLA ≥ 99,9%, precio, soporte en español</w:t>
+            </w:r>
+          </w:p>
+        </w:tc>
+      </w:tr>
+      <w:tr>
+        <w:trPr>
+          <w:cantSplit/>
+        </w:trPr>
+        <w:tc>
+          <w:tcPr>
+            <w:tcW w:w="2660" w:type="dxa"/>
+            <w:tcMar>
+              <w:top w:w="80" w:type="dxa"/>
+              <w:left w:w="100" w:type="dxa"/>
+              <w:bottom w:w="80" w:type="dxa"/>
+              <w:right w:w="100" w:type="dxa"/>
+            </w:tcMar>
+            <w:vAlign w:val="center"/>
+          </w:tcPr>
+          <w:p>
+            <w:pPr>
+              <w:spacing w:before="0" w:after="0" w:line="240" w:lineRule="auto"/>
+            </w:pPr>
+            <w:r>
+              <w:rPr>
+                <w:rFonts w:ascii="Arial" w:hAnsi="Arial" w:cs="Arial" w:eastAsia="Arial"/>
+                <w:sz w:val="18"/>
+                <w:szCs w:val="18"/>
+              </w:rPr>
+              <w:t>Base de datos administrada (Supabase)</w:t>
+            </w:r>
+          </w:p>
+        </w:tc>
+        <w:tc>
+          <w:tcPr>
+            <w:tcW w:w="3040" w:type="dxa"/>
+            <w:tcMar>
+              <w:top w:w="80" w:type="dxa"/>
+              <w:left w:w="100" w:type="dxa"/>
+              <w:bottom w:w="80" w:type="dxa"/>
+              <w:right w:w="100" w:type="dxa"/>
+            </w:tcMar>
+            <w:vAlign w:val="center"/>
+          </w:tcPr>
+          <w:p>
+            <w:pPr>
+              <w:spacing w:before="0" w:after="0" w:line="240" w:lineRule="auto"/>
+            </w:pPr>
+            <w:r>
+              <w:rPr>
+                <w:rFonts w:ascii="Arial" w:hAnsi="Arial" w:cs="Arial" w:eastAsia="Arial"/>
+                <w:sz w:val="18"/>
+                <w:szCs w:val="18"/>
+              </w:rPr>
+              <w:t>Plan mensual (Free durante el desarrollo; plan de producción por definir)</w:t>
+            </w:r>
+          </w:p>
+        </w:tc>
+        <w:tc>
+          <w:tcPr>
+            <w:tcW w:w="3800" w:type="dxa"/>
+            <w:tcMar>
+              <w:top w:w="80" w:type="dxa"/>
+              <w:left w:w="100" w:type="dxa"/>
+              <w:bottom w:w="80" w:type="dxa"/>
+              <w:right w:w="100" w:type="dxa"/>
+            </w:tcMar>
+            <w:vAlign w:val="center"/>
+          </w:tcPr>
+          <w:p>
+            <w:pPr>
+              <w:spacing w:before="0" w:after="0" w:line="240" w:lineRule="auto"/>
+            </w:pPr>
+            <w:r>
+              <w:rPr>
+                <w:rFonts w:ascii="Arial" w:hAnsi="Arial" w:cs="Arial" w:eastAsia="Arial"/>
+                <w:sz w:val="18"/>
+                <w:szCs w:val="18"/>
+              </w:rPr>
+              <w:t>PostgreSQL administrado, acuerdo de tratamiento de datos (DPA), respaldos y ubicación de los datos declarada (EE. UU., SC-18)</w:t>
             </w:r>
           </w:p>
         </w:tc>

--- a/Fase 2/Evidencias Proyecto/Evidencias de documentación/10_Plan_Recursos_Comunicaciones_Adquisiciones.docx
+++ b/Fase 2/Evidencias Proyecto/Evidencias de documentación/10_Plan_Recursos_Comunicaciones_Adquisiciones.docx
@@ -2646,7 +2646,7 @@
           <w:sz w:val="22"/>
           <w:szCs w:val="22"/>
         </w:rPr>
-        <w:t>Producción: base de datos en Supabase (PostgreSQL 17, región us-west-2, EE. UU.; SC-18); servidor de aplicaciones por definir (propuesta: VPS en Santiago de 2 vCPU y 4 GB; SC-20); dominio .cl, certificado Let's Encrypt, cuenta de correo transaccional, contrato Webpay Plus.</w:t>
+        <w:t>Producción: base de datos en Supabase (PostgreSQL 17, región us-west-2, EE. UU.; SC-18); API publicada por Supabase con funciones api_* (SC-20); alojamiento del sitio web estático por definir; dominio .cl, certificado Let's Encrypt, cuenta de correo transaccional, contrato Webpay Plus.</w:t>
       </w:r>
     </w:p>
     <w:p>
@@ -4023,7 +4023,7 @@
                 <w:sz w:val="18"/>
                 <w:szCs w:val="18"/>
               </w:rPr>
-              <w:t>Servidor de aplicaciones (propuesta: VPS en Santiago; SC-20)</w:t>
+              <w:t>Alojamiento del sitio web estático (la API está en Supabase, SC-20)</w:t>
             </w:r>
           </w:p>
         </w:tc>
@@ -4073,7 +4073,7 @@
                 <w:sz w:val="18"/>
                 <w:szCs w:val="18"/>
               </w:rPr>
-              <w:t>Datos en Chile, respaldos, SLA ≥ 99,9%, precio, soporte en español</w:t>
+              <w:t>HTTPS, precio, disponibilidad y soporte; solo sirve archivos estáticos (no guarda datos personales)</w:t>
             </w:r>
           </w:p>
         </w:tc>
